--- a/soal matematika/Kelas XII/Materi Transformasi Geometri/Soal Essay kelas XII.docx
+++ b/soal matematika/Kelas XII/Materi Transformasi Geometri/Soal Essay kelas XII.docx
@@ -3,114 +3,29 @@
 <w:document xmlns:wpc="http://schemas.microsoft.com/office/word/2010/wordprocessingCanvas" xmlns:cx="http://schemas.microsoft.com/office/drawing/2014/chartex" xmlns:cx1="http://schemas.microsoft.com/office/drawing/2015/9/8/chartex" xmlns:cx2="http://schemas.microsoft.com/office/drawing/2015/10/21/chartex" xmlns:cx3="http://schemas.microsoft.com/office/drawing/2016/5/9/chartex" xmlns:cx4="http://schemas.microsoft.com/office/drawing/2016/5/10/chartex" xmlns:cx5="http://schemas.microsoft.com/office/drawing/2016/5/11/chartex" xmlns:cx6="http://schemas.microsoft.com/office/drawing/2016/5/12/chartex" xmlns:cx7="http://schemas.microsoft.com/office/drawing/2016/5/13/chartex" xmlns:cx8="http://schemas.microsoft.com/office/drawing/2016/5/14/chartex" xmlns:mc="http://schemas.openxmlformats.org/markup-compatibility/2006" xmlns:aink="http://schemas.microsoft.com/office/drawing/2016/ink" xmlns:am3d="http://schemas.microsoft.com/office/drawing/2017/model3d" xmlns:o="urn:schemas-microsoft-com:office:office" xmlns:oel="http://schemas.microsoft.com/office/2019/extlst" xmlns:r="http://schemas.openxmlformats.org/officeDocument/2006/relationships" xmlns:m="http://schemas.openxmlformats.org/officeDocument/2006/math" xmlns:v="urn:schemas-microsoft-com:vml" xmlns:wp14="http://schemas.microsoft.com/office/word/2010/wordprocessingDrawing" xmlns:wp="http://schemas.openxmlformats.org/drawingml/2006/wordprocessingDrawing" xmlns:w10="urn:schemas-microsoft-com:office:word" xmlns:w="http://schemas.openxmlformats.org/wordprocessingml/2006/main" xmlns:w14="http://schemas.microsoft.com/office/word/2010/wordml" xmlns:w15="http://schemas.microsoft.com/office/word/2012/wordml" xmlns:w16cei="http://schemas.microsoft.com/office/word/2026/wordml/cei" xmlns:w16cex="http://schemas.microsoft.com/office/word/2018/wordml/cex" xmlns:w16cid="http://schemas.microsoft.com/office/word/2016/wordml/cid" xmlns:w16="http://schemas.microsoft.com/office/word/2018/wordml" xmlns:w16du="http://schemas.microsoft.com/office/word/2023/wordml/word16du" xmlns:w16sdtdh="http://schemas.microsoft.com/office/word/2020/wordml/sdtdatahash" xmlns:w16sdtfl="http://schemas.microsoft.com/office/word/2024/wordml/sdtformatlock" xmlns:w16se="http://schemas.microsoft.com/office/word/2015/wordml/symex" xmlns:wpg="http://schemas.microsoft.com/office/word/2010/wordprocessingGroup" xmlns:wpi="http://schemas.microsoft.com/office/word/2010/wordprocessingInk" xmlns:wne="http://schemas.microsoft.com/office/word/2006/wordml" xmlns:wps="http://schemas.microsoft.com/office/word/2010/wordprocessingShape" mc:Ignorable="w14 w15 w16se w16cid w16 w16cex w16sdtdh w16sdtfl w16du wp14">
   <w:body>
     <w:p>
-      <w:r>
+      <w:pPr>
+        <w:rPr>
+          <w:lang w:val="sv-SE"/>
+        </w:rPr>
+      </w:pPr>
+      <w:r>
+        <w:rPr>
+          <w:lang w:val="sv-SE"/>
+        </w:rPr>
         <w:t xml:space="preserve">Essay </w:t>
       </w:r>
     </w:p>
     <w:p>
-      <w:proofErr w:type="spellStart"/>
-      <w:r>
-        <w:t>Isikan</w:t>
-      </w:r>
-      <w:proofErr w:type="spellEnd"/>
-      <w:r>
-        <w:t xml:space="preserve"> </w:t>
-      </w:r>
-      <w:proofErr w:type="spellStart"/>
-      <w:r>
-        <w:t>caranya</w:t>
-      </w:r>
-      <w:proofErr w:type="spellEnd"/>
-      <w:r>
-        <w:t xml:space="preserve"> di </w:t>
-      </w:r>
-      <w:proofErr w:type="spellStart"/>
-      <w:r>
-        <w:t>kertas</w:t>
-      </w:r>
-      <w:proofErr w:type="spellEnd"/>
-      <w:r>
-        <w:t xml:space="preserve"> </w:t>
-      </w:r>
-      <w:proofErr w:type="spellStart"/>
-      <w:r>
-        <w:t>coret-coretan</w:t>
-      </w:r>
-      <w:proofErr w:type="spellEnd"/>
-      <w:r>
-        <w:t xml:space="preserve"> </w:t>
-      </w:r>
-      <w:proofErr w:type="spellStart"/>
-      <w:r>
-        <w:t>jika</w:t>
-      </w:r>
-      <w:proofErr w:type="spellEnd"/>
-      <w:r>
-        <w:t xml:space="preserve"> </w:t>
-      </w:r>
-      <w:proofErr w:type="spellStart"/>
-      <w:r>
-        <w:t>tidak</w:t>
-      </w:r>
-      <w:proofErr w:type="spellEnd"/>
-      <w:r>
-        <w:t xml:space="preserve"> </w:t>
-      </w:r>
-      <w:proofErr w:type="spellStart"/>
-      <w:r>
-        <w:t>nilai</w:t>
-      </w:r>
-      <w:proofErr w:type="spellEnd"/>
-      <w:r>
-        <w:t xml:space="preserve"> </w:t>
-      </w:r>
-      <w:proofErr w:type="spellStart"/>
-      <w:r>
-        <w:t>anda</w:t>
-      </w:r>
-      <w:proofErr w:type="spellEnd"/>
-      <w:r>
-        <w:t xml:space="preserve"> </w:t>
-      </w:r>
-      <w:proofErr w:type="spellStart"/>
-      <w:r>
-        <w:t>akan</w:t>
-      </w:r>
-      <w:proofErr w:type="spellEnd"/>
-      <w:r>
-        <w:t xml:space="preserve"> </w:t>
-      </w:r>
-      <w:proofErr w:type="spellStart"/>
-      <w:r>
-        <w:t>berkurang</w:t>
-      </w:r>
-      <w:proofErr w:type="spellEnd"/>
-      <w:r>
-        <w:t xml:space="preserve"> </w:t>
-      </w:r>
-      <w:proofErr w:type="spellStart"/>
-      <w:r>
-        <w:t>setengah</w:t>
-      </w:r>
-      <w:proofErr w:type="spellEnd"/>
-      <w:r>
-        <w:t xml:space="preserve"> </w:t>
-      </w:r>
-      <w:proofErr w:type="spellStart"/>
-      <w:r>
-        <w:t>dari</w:t>
-      </w:r>
-      <w:proofErr w:type="spellEnd"/>
-      <w:r>
-        <w:t xml:space="preserve"> </w:t>
-      </w:r>
-      <w:proofErr w:type="spellStart"/>
-      <w:r>
-        <w:t>seharusnya</w:t>
-      </w:r>
-      <w:proofErr w:type="spellEnd"/>
-      <w:r>
-        <w:t>!</w:t>
+      <w:pPr>
+        <w:rPr>
+          <w:lang w:val="sv-SE"/>
+        </w:rPr>
+      </w:pPr>
+      <w:r>
+        <w:rPr>
+          <w:lang w:val="sv-SE"/>
+        </w:rPr>
+        <w:t>Isikan caranya di kertas coret-coretan jika tidak nilai anda akan berkurang setengah dari seharusnya!</w:t>
       </w:r>
     </w:p>
     <w:p>
@@ -121,309 +36,15 @@
           <w:numId w:val="1"/>
         </w:numPr>
         <w:jc w:val="both"/>
+        <w:rPr>
+          <w:lang w:val="sv-SE"/>
+        </w:rPr>
       </w:pPr>
       <w:r>
-        <w:t xml:space="preserve">Pak Andi </w:t>
-      </w:r>
-      <w:proofErr w:type="spellStart"/>
-      <w:r>
-        <w:t>akan</w:t>
-      </w:r>
-      <w:proofErr w:type="spellEnd"/>
-      <w:r>
-        <w:t xml:space="preserve"> </w:t>
-      </w:r>
-      <w:proofErr w:type="spellStart"/>
-      <w:r>
-        <w:t>mempresentasikan</w:t>
-      </w:r>
-      <w:proofErr w:type="spellEnd"/>
-      <w:r>
-        <w:t xml:space="preserve"> </w:t>
-      </w:r>
-      <w:proofErr w:type="spellStart"/>
-      <w:r>
-        <w:t>desain</w:t>
-      </w:r>
-      <w:proofErr w:type="spellEnd"/>
-      <w:r>
-        <w:t xml:space="preserve"> </w:t>
-      </w:r>
-      <w:proofErr w:type="spellStart"/>
-      <w:r>
-        <w:t>gedung</w:t>
-      </w:r>
-      <w:proofErr w:type="spellEnd"/>
-      <w:r>
-        <w:t xml:space="preserve"> </w:t>
-      </w:r>
-      <w:proofErr w:type="spellStart"/>
-      <w:r>
-        <w:t>berukuran</w:t>
-      </w:r>
-      <w:proofErr w:type="spellEnd"/>
-      <w:r>
-        <w:t xml:space="preserve"> 60 cm × 60 cm </w:t>
-      </w:r>
-      <w:proofErr w:type="spellStart"/>
-      <w:r>
-        <w:t>menggunakan</w:t>
-      </w:r>
-      <w:proofErr w:type="spellEnd"/>
-      <w:r>
-        <w:t xml:space="preserve"> </w:t>
-      </w:r>
-      <w:proofErr w:type="spellStart"/>
-      <w:r>
-        <w:t>proyektor</w:t>
-      </w:r>
-      <w:proofErr w:type="spellEnd"/>
-      <w:r>
-        <w:t xml:space="preserve"> </w:t>
-      </w:r>
-      <w:proofErr w:type="spellStart"/>
-      <w:r>
-        <w:t>ke</w:t>
-      </w:r>
-      <w:proofErr w:type="spellEnd"/>
-      <w:r>
-        <w:t xml:space="preserve"> </w:t>
-      </w:r>
-      <w:proofErr w:type="spellStart"/>
-      <w:r>
-        <w:t>layar</w:t>
-      </w:r>
-      <w:proofErr w:type="spellEnd"/>
-      <w:r>
-        <w:t xml:space="preserve"> </w:t>
-      </w:r>
-      <w:proofErr w:type="spellStart"/>
-      <w:r>
-        <w:t>berukuran</w:t>
-      </w:r>
-      <w:proofErr w:type="spellEnd"/>
-      <w:r>
-        <w:t xml:space="preserve"> 2,4 meter × </w:t>
-      </w:r>
-      <w:proofErr w:type="gramStart"/>
-      <w:r>
-        <w:t>1,8 meter</w:t>
-      </w:r>
-      <w:proofErr w:type="gramEnd"/>
-      <w:r>
-        <w:t xml:space="preserve"> yang </w:t>
-      </w:r>
-      <w:proofErr w:type="spellStart"/>
-      <w:r>
-        <w:t>dipasang</w:t>
-      </w:r>
-      <w:proofErr w:type="spellEnd"/>
-      <w:r>
-        <w:t xml:space="preserve"> di </w:t>
-      </w:r>
-      <w:proofErr w:type="spellStart"/>
-      <w:r>
-        <w:t>depan</w:t>
-      </w:r>
-      <w:proofErr w:type="spellEnd"/>
-      <w:r>
-        <w:t xml:space="preserve"> </w:t>
-      </w:r>
-      <w:proofErr w:type="spellStart"/>
-      <w:r>
-        <w:t>ruang</w:t>
-      </w:r>
-      <w:proofErr w:type="spellEnd"/>
-      <w:r>
-        <w:t xml:space="preserve"> </w:t>
-      </w:r>
-      <w:proofErr w:type="spellStart"/>
-      <w:r>
-        <w:t>rapat</w:t>
-      </w:r>
-      <w:proofErr w:type="spellEnd"/>
-      <w:r>
-        <w:t xml:space="preserve"> (</w:t>
-      </w:r>
-      <w:proofErr w:type="spellStart"/>
-      <w:r>
-        <w:t>orientasi</w:t>
-      </w:r>
-      <w:proofErr w:type="spellEnd"/>
-      <w:r>
-        <w:t xml:space="preserve"> horizontal)</w:t>
-      </w:r>
-      <w:r>
-        <w:t xml:space="preserve">, </w:t>
-      </w:r>
-      <w:proofErr w:type="spellStart"/>
-      <w:r>
-        <w:t>p</w:t>
-      </w:r>
-      <w:r>
-        <w:t>royektor</w:t>
-      </w:r>
-      <w:proofErr w:type="spellEnd"/>
-      <w:r>
-        <w:t xml:space="preserve"> </w:t>
-      </w:r>
-      <w:proofErr w:type="spellStart"/>
-      <w:r>
-        <w:t>tersebut</w:t>
-      </w:r>
-      <w:proofErr w:type="spellEnd"/>
-      <w:r>
-        <w:t xml:space="preserve"> </w:t>
-      </w:r>
-      <w:proofErr w:type="spellStart"/>
-      <w:r>
-        <w:t>menghasilkan</w:t>
-      </w:r>
-      <w:proofErr w:type="spellEnd"/>
-      <w:r>
-        <w:t xml:space="preserve"> </w:t>
-      </w:r>
-      <w:proofErr w:type="spellStart"/>
-      <w:r>
-        <w:t>pembesaran</w:t>
-      </w:r>
-      <w:proofErr w:type="spellEnd"/>
-      <w:r>
-        <w:t xml:space="preserve"> </w:t>
-      </w:r>
-      <w:proofErr w:type="spellStart"/>
-      <w:r>
-        <w:t>proporsional</w:t>
-      </w:r>
-      <w:proofErr w:type="spellEnd"/>
-      <w:r>
-        <w:t xml:space="preserve"> </w:t>
-      </w:r>
-      <w:proofErr w:type="spellStart"/>
-      <w:r>
-        <w:t>tergantung</w:t>
-      </w:r>
-      <w:proofErr w:type="spellEnd"/>
-      <w:r>
-        <w:t xml:space="preserve"> </w:t>
-      </w:r>
-      <w:proofErr w:type="spellStart"/>
-      <w:r>
-        <w:t>jaraknya</w:t>
-      </w:r>
-      <w:proofErr w:type="spellEnd"/>
-      <w:r>
-        <w:t xml:space="preserve"> </w:t>
-      </w:r>
-      <w:proofErr w:type="spellStart"/>
-      <w:r>
-        <w:t>dari</w:t>
-      </w:r>
-      <w:proofErr w:type="spellEnd"/>
-      <w:r>
-        <w:t xml:space="preserve"> </w:t>
-      </w:r>
-      <w:proofErr w:type="spellStart"/>
-      <w:r>
-        <w:t>layar</w:t>
-      </w:r>
-      <w:proofErr w:type="spellEnd"/>
-      <w:r>
-        <w:t>.</w:t>
-      </w:r>
-      <w:r>
-        <w:t xml:space="preserve"> </w:t>
-      </w:r>
-      <w:r>
-        <w:t xml:space="preserve">Pak Andi </w:t>
-      </w:r>
-      <w:proofErr w:type="spellStart"/>
-      <w:r>
-        <w:t>menempatkan</w:t>
-      </w:r>
-      <w:proofErr w:type="spellEnd"/>
-      <w:r>
-        <w:t xml:space="preserve"> </w:t>
-      </w:r>
-      <w:proofErr w:type="spellStart"/>
-      <w:r>
-        <w:t>proyektor</w:t>
-      </w:r>
-      <w:proofErr w:type="spellEnd"/>
-      <w:r>
-        <w:t xml:space="preserve"> </w:t>
-      </w:r>
-      <w:proofErr w:type="spellStart"/>
-      <w:r>
-        <w:t>dengan</w:t>
-      </w:r>
-      <w:proofErr w:type="spellEnd"/>
-      <w:r>
-        <w:t xml:space="preserve"> </w:t>
-      </w:r>
-      <w:proofErr w:type="spellStart"/>
-      <w:r>
-        <w:t>jarak</w:t>
-      </w:r>
-      <w:proofErr w:type="spellEnd"/>
-      <w:r>
-        <w:t xml:space="preserve"> yang </w:t>
-      </w:r>
-      <w:proofErr w:type="spellStart"/>
-      <w:r>
-        <w:t>menghasilkan</w:t>
-      </w:r>
-      <w:proofErr w:type="spellEnd"/>
-      <w:r>
-        <w:t xml:space="preserve"> </w:t>
-      </w:r>
-      <w:proofErr w:type="spellStart"/>
-      <w:r>
-        <w:t>skala</w:t>
-      </w:r>
-      <w:proofErr w:type="spellEnd"/>
-      <w:r>
-        <w:t xml:space="preserve"> </w:t>
-      </w:r>
-      <w:proofErr w:type="spellStart"/>
-      <w:r>
-        <w:t>pembesaran</w:t>
-      </w:r>
-      <w:proofErr w:type="spellEnd"/>
-      <w:r>
-        <w:t xml:space="preserve"> </w:t>
-      </w:r>
-      <w:proofErr w:type="spellStart"/>
-      <w:r>
-        <w:t>seperti</w:t>
-      </w:r>
-      <w:proofErr w:type="spellEnd"/>
-      <w:r>
-        <w:t xml:space="preserve"> </w:t>
-      </w:r>
-      <w:proofErr w:type="spellStart"/>
-      <w:r>
-        <w:t>terlihat</w:t>
-      </w:r>
-      <w:proofErr w:type="spellEnd"/>
-      <w:r>
-        <w:t xml:space="preserve"> pada </w:t>
-      </w:r>
-      <w:proofErr w:type="spellStart"/>
-      <w:r>
-        <w:t>gambar</w:t>
-      </w:r>
-      <w:proofErr w:type="spellEnd"/>
-      <w:r>
-        <w:t xml:space="preserve"> </w:t>
-      </w:r>
-      <w:proofErr w:type="spellStart"/>
-      <w:r>
-        <w:t>berikut</w:t>
-      </w:r>
-      <w:proofErr w:type="spellEnd"/>
-      <w:r>
-        <w:t>:</w:t>
+        <w:rPr>
+          <w:lang w:val="sv-SE"/>
+        </w:rPr>
+        <w:t>Pak Andi akan mempresentasikan desain gedung berukuran 60 cm × 60 cm menggunakan proyektor ke layar berukuran 2,4 meter × 1,8 meter yang dipasang di depan ruang rapat (orientasi horizontal), proyektor tersebut menghasilkan pembesaran proporsional tergantung jaraknya dari layar. Pak Andi menempatkan proyektor dengan jarak yang menghasilkan skala pembesaran seperti terlihat pada gambar berikut:</w:t>
       </w:r>
     </w:p>
     <w:p>
@@ -432,6 +53,9 @@
         <w:jc w:val="center"/>
       </w:pPr>
       <w:r>
+        <w:rPr>
+          <w:noProof/>
+        </w:rPr>
         <w:drawing>
           <wp:inline distT="0" distB="0" distL="0" distR="0" wp14:anchorId="23F18711" wp14:editId="103B17C8">
             <wp:extent cx="3010055" cy="2921150"/>
@@ -521,30 +145,15 @@
           <w:ilvl w:val="0"/>
           <w:numId w:val="1"/>
         </w:numPr>
+        <w:rPr>
+          <w:lang w:val="sv-SE"/>
+        </w:rPr>
       </w:pPr>
-      <w:proofErr w:type="spellStart"/>
-      <w:r>
-        <w:t>Diketahui</w:t>
-      </w:r>
-      <w:proofErr w:type="spellEnd"/>
-      <w:r>
-        <w:t xml:space="preserve"> </w:t>
-      </w:r>
-      <w:proofErr w:type="spellStart"/>
-      <w:r>
-        <w:t>fungsi</w:t>
-      </w:r>
-      <w:proofErr w:type="spellEnd"/>
-      <w:r>
-        <w:t xml:space="preserve"> </w:t>
-      </w:r>
-      <w:proofErr w:type="spellStart"/>
-      <w:r>
-        <w:t>eksponen</w:t>
-      </w:r>
-      <w:proofErr w:type="spellEnd"/>
-      <w:r>
-        <w:t xml:space="preserve"> f(x)=</w:t>
+      <w:r>
+        <w:rPr>
+          <w:lang w:val="sv-SE"/>
+        </w:rPr>
+        <w:t>Diketahui fungsi eksponen f(x)=</w:t>
       </w:r>
       <m:oMath>
         <m:sSup>
@@ -560,6 +169,7 @@
             <m:r>
               <w:rPr>
                 <w:rFonts w:ascii="Cambria Math" w:hAnsi="Cambria Math"/>
+                <w:lang w:val="sv-SE"/>
               </w:rPr>
               <m:t>5</m:t>
             </m:r>
@@ -569,13 +179,21 @@
               <w:rPr>
                 <w:rFonts w:ascii="Cambria Math" w:hAnsi="Cambria Math"/>
               </w:rPr>
-              <m:t>x+2</m:t>
+              <m:t>x</m:t>
+            </m:r>
+            <m:r>
+              <w:rPr>
+                <w:rFonts w:ascii="Cambria Math" w:hAnsi="Cambria Math"/>
+                <w:lang w:val="sv-SE"/>
+              </w:rPr>
+              <m:t>+2</m:t>
             </m:r>
           </m:sup>
         </m:sSup>
         <m:r>
           <w:rPr>
             <w:rFonts w:ascii="Cambria Math" w:hAnsi="Cambria Math"/>
+            <w:lang w:val="sv-SE"/>
           </w:rPr>
           <m:t xml:space="preserve">+1, </m:t>
         </m:r>
@@ -583,36 +201,9 @@
       <w:r>
         <w:rPr>
           <w:rFonts w:eastAsiaTheme="minorEastAsia"/>
-        </w:rPr>
-        <w:t>merupakan hasil trans</w:t>
-      </w:r>
-      <w:proofErr w:type="spellStart"/>
-      <w:r>
-        <w:rPr>
-          <w:rFonts w:eastAsiaTheme="minorEastAsia"/>
-        </w:rPr>
-        <w:t>lasi</w:t>
-      </w:r>
-      <w:proofErr w:type="spellEnd"/>
-      <w:r>
-        <w:rPr>
-          <w:rFonts w:eastAsiaTheme="minorEastAsia"/>
-        </w:rPr>
-        <w:t xml:space="preserve"> </w:t>
-      </w:r>
-      <w:proofErr w:type="spellStart"/>
-      <w:r>
-        <w:rPr>
-          <w:rFonts w:eastAsiaTheme="minorEastAsia"/>
-        </w:rPr>
-        <w:t>dari</w:t>
-      </w:r>
-      <w:proofErr w:type="spellEnd"/>
-      <w:r>
-        <w:rPr>
-          <w:rFonts w:eastAsiaTheme="minorEastAsia"/>
-        </w:rPr>
-        <w:t xml:space="preserve"> g(x)=</w:t>
+          <w:lang w:val="sv-SE"/>
+        </w:rPr>
+        <w:t>merupakan hasil translasi dari g(x)=</w:t>
       </w:r>
       <m:oMath>
         <m:sSup>
@@ -628,6 +219,7 @@
             <m:r>
               <w:rPr>
                 <w:rFonts w:ascii="Cambria Math" w:eastAsiaTheme="minorEastAsia" w:hAnsi="Cambria Math"/>
+                <w:lang w:val="sv-SE"/>
               </w:rPr>
               <m:t>5</m:t>
             </m:r>
@@ -637,7 +229,14 @@
               <w:rPr>
                 <w:rFonts w:ascii="Cambria Math" w:eastAsiaTheme="minorEastAsia" w:hAnsi="Cambria Math"/>
               </w:rPr>
-              <m:t>x+3</m:t>
+              <m:t>x</m:t>
+            </m:r>
+            <m:r>
+              <w:rPr>
+                <w:rFonts w:ascii="Cambria Math" w:eastAsiaTheme="minorEastAsia" w:hAnsi="Cambria Math"/>
+                <w:lang w:val="sv-SE"/>
+              </w:rPr>
+              <m:t>+3</m:t>
             </m:r>
           </m:sup>
         </m:sSup>
@@ -645,50 +244,35 @@
       <w:r>
         <w:rPr>
           <w:rFonts w:eastAsiaTheme="minorEastAsia"/>
-        </w:rPr>
-        <w:t xml:space="preserve">, </w:t>
-      </w:r>
-      <w:proofErr w:type="spellStart"/>
+          <w:lang w:val="sv-SE"/>
+        </w:rPr>
+        <w:t>, matriks translasinya adalah?</w:t>
+      </w:r>
+    </w:p>
+    <w:p>
+      <w:pPr>
+        <w:pStyle w:val="ListParagraph"/>
+        <w:numPr>
+          <w:ilvl w:val="0"/>
+          <w:numId w:val="1"/>
+        </w:numPr>
+        <w:rPr>
+          <w:lang w:val="sv-SE"/>
+        </w:rPr>
+      </w:pPr>
       <w:r>
         <w:rPr>
           <w:rFonts w:eastAsiaTheme="minorEastAsia"/>
-        </w:rPr>
-        <w:t>matriks</w:t>
-      </w:r>
-      <w:proofErr w:type="spellEnd"/>
+          <w:lang w:val="sv-SE"/>
+        </w:rPr>
+        <w:t>Diketahui fungsi f(x)=5x+2 di</w:t>
+      </w:r>
       <w:r>
         <w:rPr>
           <w:rFonts w:eastAsiaTheme="minorEastAsia"/>
-        </w:rPr>
-        <w:t xml:space="preserve"> </w:t>
-      </w:r>
-      <w:proofErr w:type="spellStart"/>
-      <w:r>
-        <w:rPr>
-          <w:rFonts w:eastAsiaTheme="minorEastAsia"/>
-        </w:rPr>
-        <w:t>translasinya</w:t>
-      </w:r>
-      <w:proofErr w:type="spellEnd"/>
-      <w:r>
-        <w:rPr>
-          <w:rFonts w:eastAsiaTheme="minorEastAsia"/>
-        </w:rPr>
-        <w:t xml:space="preserve"> </w:t>
-      </w:r>
-      <w:proofErr w:type="spellStart"/>
-      <w:r>
-        <w:rPr>
-          <w:rFonts w:eastAsiaTheme="minorEastAsia"/>
-        </w:rPr>
-        <w:t>adalah</w:t>
-      </w:r>
-      <w:proofErr w:type="spellEnd"/>
-      <w:r>
-        <w:rPr>
-          <w:rFonts w:eastAsiaTheme="minorEastAsia"/>
-        </w:rPr>
-        <w:t>?</w:t>
+          <w:lang w:val="sv-SE"/>
+        </w:rPr>
+        <w:t>refleksikan dengan sumbu y, tentukan bayangan yang dihasilkan pada fungsi fungsi tersebut?</w:t>
       </w:r>
     </w:p>
     <w:p>
@@ -699,300 +283,12 @@
           <w:numId w:val="1"/>
         </w:numPr>
       </w:pPr>
-      <w:proofErr w:type="spellStart"/>
       <w:r>
         <w:rPr>
           <w:rFonts w:eastAsiaTheme="minorEastAsia"/>
-        </w:rPr>
-        <w:t>Diketahui</w:t>
-      </w:r>
-      <w:proofErr w:type="spellEnd"/>
-      <w:r>
-        <w:rPr>
-          <w:rFonts w:eastAsiaTheme="minorEastAsia"/>
-        </w:rPr>
-        <w:t xml:space="preserve"> </w:t>
-      </w:r>
-      <w:proofErr w:type="spellStart"/>
-      <w:r>
-        <w:rPr>
-          <w:rFonts w:eastAsiaTheme="minorEastAsia"/>
-        </w:rPr>
-        <w:t>fungsi</w:t>
-      </w:r>
-      <w:proofErr w:type="spellEnd"/>
-      <w:r>
-        <w:rPr>
-          <w:rFonts w:eastAsiaTheme="minorEastAsia"/>
-        </w:rPr>
-        <w:t xml:space="preserve"> f(x)=5x+2 </w:t>
-      </w:r>
-      <w:proofErr w:type="spellStart"/>
-      <w:r>
-        <w:rPr>
-          <w:rFonts w:eastAsiaTheme="minorEastAsia"/>
-        </w:rPr>
-        <w:t>di</w:t>
-      </w:r>
-      <w:r>
-        <w:rPr>
-          <w:rFonts w:eastAsiaTheme="minorEastAsia"/>
-        </w:rPr>
-        <w:t>refleksikan</w:t>
-      </w:r>
-      <w:proofErr w:type="spellEnd"/>
-      <w:r>
-        <w:rPr>
-          <w:rFonts w:eastAsiaTheme="minorEastAsia"/>
-        </w:rPr>
-        <w:t xml:space="preserve"> </w:t>
-      </w:r>
-      <w:proofErr w:type="spellStart"/>
-      <w:r>
-        <w:rPr>
-          <w:rFonts w:eastAsiaTheme="minorEastAsia"/>
-        </w:rPr>
-        <w:t>dengan</w:t>
-      </w:r>
-      <w:proofErr w:type="spellEnd"/>
-      <w:r>
-        <w:rPr>
-          <w:rFonts w:eastAsiaTheme="minorEastAsia"/>
-        </w:rPr>
-        <w:t xml:space="preserve"> </w:t>
-      </w:r>
-      <w:proofErr w:type="spellStart"/>
-      <w:r>
-        <w:rPr>
-          <w:rFonts w:eastAsiaTheme="minorEastAsia"/>
-        </w:rPr>
-        <w:t>sumbu</w:t>
-      </w:r>
-      <w:proofErr w:type="spellEnd"/>
-      <w:r>
-        <w:rPr>
-          <w:rFonts w:eastAsiaTheme="minorEastAsia"/>
-        </w:rPr>
-        <w:t xml:space="preserve"> y, </w:t>
-      </w:r>
-      <w:proofErr w:type="spellStart"/>
-      <w:r>
-        <w:rPr>
-          <w:rFonts w:eastAsiaTheme="minorEastAsia"/>
-        </w:rPr>
-        <w:t>tentukan</w:t>
-      </w:r>
-      <w:proofErr w:type="spellEnd"/>
-      <w:r>
-        <w:rPr>
-          <w:rFonts w:eastAsiaTheme="minorEastAsia"/>
-        </w:rPr>
-        <w:t xml:space="preserve"> </w:t>
-      </w:r>
-      <w:proofErr w:type="spellStart"/>
-      <w:r>
-        <w:rPr>
-          <w:rFonts w:eastAsiaTheme="minorEastAsia"/>
-        </w:rPr>
-        <w:t>bayangan</w:t>
-      </w:r>
-      <w:proofErr w:type="spellEnd"/>
-      <w:r>
-        <w:rPr>
-          <w:rFonts w:eastAsiaTheme="minorEastAsia"/>
-        </w:rPr>
-        <w:t xml:space="preserve"> yang </w:t>
-      </w:r>
-      <w:proofErr w:type="spellStart"/>
-      <w:r>
-        <w:rPr>
-          <w:rFonts w:eastAsiaTheme="minorEastAsia"/>
-        </w:rPr>
-        <w:t>dihasilkan</w:t>
-      </w:r>
-      <w:proofErr w:type="spellEnd"/>
-      <w:r>
-        <w:rPr>
-          <w:rFonts w:eastAsiaTheme="minorEastAsia"/>
-        </w:rPr>
-        <w:t xml:space="preserve"> pada </w:t>
-      </w:r>
-      <w:proofErr w:type="spellStart"/>
-      <w:r>
-        <w:rPr>
-          <w:rFonts w:eastAsiaTheme="minorEastAsia"/>
-        </w:rPr>
-        <w:t>fungsi</w:t>
-      </w:r>
-      <w:proofErr w:type="spellEnd"/>
-      <w:r>
-        <w:rPr>
-          <w:rFonts w:eastAsiaTheme="minorEastAsia"/>
-        </w:rPr>
-        <w:t xml:space="preserve"> </w:t>
-      </w:r>
-      <w:proofErr w:type="spellStart"/>
-      <w:r>
-        <w:rPr>
-          <w:rFonts w:eastAsiaTheme="minorEastAsia"/>
-        </w:rPr>
-        <w:t>fungsi</w:t>
-      </w:r>
-      <w:proofErr w:type="spellEnd"/>
-      <w:r>
-        <w:rPr>
-          <w:rFonts w:eastAsiaTheme="minorEastAsia"/>
-        </w:rPr>
-        <w:t xml:space="preserve"> </w:t>
-      </w:r>
-      <w:proofErr w:type="spellStart"/>
-      <w:r>
-        <w:rPr>
-          <w:rFonts w:eastAsiaTheme="minorEastAsia"/>
-        </w:rPr>
-        <w:t>tersebut</w:t>
-      </w:r>
-      <w:proofErr w:type="spellEnd"/>
-      <w:r>
-        <w:rPr>
-          <w:rFonts w:eastAsiaTheme="minorEastAsia"/>
-        </w:rPr>
-        <w:t>?</w:t>
-      </w:r>
-    </w:p>
-    <w:p>
-      <w:pPr>
-        <w:pStyle w:val="ListParagraph"/>
-        <w:numPr>
-          <w:ilvl w:val="0"/>
-          <w:numId w:val="1"/>
-        </w:numPr>
-      </w:pPr>
-      <w:proofErr w:type="spellStart"/>
-      <w:r>
-        <w:rPr>
-          <w:rFonts w:eastAsiaTheme="minorEastAsia"/>
-        </w:rPr>
-        <w:t>Sebuah</w:t>
-      </w:r>
-      <w:proofErr w:type="spellEnd"/>
-      <w:r>
-        <w:rPr>
-          <w:rFonts w:eastAsiaTheme="minorEastAsia"/>
-        </w:rPr>
-        <w:t xml:space="preserve"> </w:t>
-      </w:r>
-      <w:proofErr w:type="spellStart"/>
-      <w:r>
-        <w:rPr>
-          <w:rFonts w:eastAsiaTheme="minorEastAsia"/>
-        </w:rPr>
-        <w:t>segitiga</w:t>
-      </w:r>
-      <w:proofErr w:type="spellEnd"/>
-      <w:r>
-        <w:rPr>
-          <w:rFonts w:eastAsiaTheme="minorEastAsia"/>
-        </w:rPr>
-        <w:t xml:space="preserve"> ABC </w:t>
-      </w:r>
-      <w:proofErr w:type="spellStart"/>
-      <w:r>
-        <w:rPr>
-          <w:rFonts w:eastAsiaTheme="minorEastAsia"/>
-        </w:rPr>
-        <w:t>memiliki</w:t>
-      </w:r>
-      <w:proofErr w:type="spellEnd"/>
-      <w:r>
-        <w:rPr>
-          <w:rFonts w:eastAsiaTheme="minorEastAsia"/>
-        </w:rPr>
-        <w:t xml:space="preserve"> </w:t>
-      </w:r>
-      <w:proofErr w:type="spellStart"/>
-      <w:r>
-        <w:rPr>
-          <w:rFonts w:eastAsiaTheme="minorEastAsia"/>
-        </w:rPr>
-        <w:t>koordinat</w:t>
-      </w:r>
-      <w:proofErr w:type="spellEnd"/>
-      <w:r>
-        <w:rPr>
-          <w:rFonts w:eastAsiaTheme="minorEastAsia"/>
-        </w:rPr>
-        <w:t xml:space="preserve"> A(1,2</w:t>
-      </w:r>
-      <w:proofErr w:type="gramStart"/>
-      <w:r>
-        <w:rPr>
-          <w:rFonts w:eastAsiaTheme="minorEastAsia"/>
-        </w:rPr>
-        <w:t>),B</w:t>
-      </w:r>
-      <w:proofErr w:type="gramEnd"/>
-      <w:r>
-        <w:rPr>
-          <w:rFonts w:eastAsiaTheme="minorEastAsia"/>
-        </w:rPr>
-        <w:t xml:space="preserve">(3,2) dan </w:t>
-      </w:r>
-      <w:proofErr w:type="gramStart"/>
-      <w:r>
-        <w:rPr>
-          <w:rFonts w:eastAsiaTheme="minorEastAsia"/>
-        </w:rPr>
-        <w:t>C(</w:t>
-      </w:r>
-      <w:proofErr w:type="gramEnd"/>
-      <w:r>
-        <w:rPr>
-          <w:rFonts w:eastAsiaTheme="minorEastAsia"/>
-        </w:rPr>
-        <w:t xml:space="preserve">2,4). </w:t>
-      </w:r>
-      <w:proofErr w:type="spellStart"/>
-      <w:r>
-        <w:rPr>
-          <w:rFonts w:eastAsiaTheme="minorEastAsia"/>
-        </w:rPr>
-        <w:t>Segitiga</w:t>
-      </w:r>
-      <w:proofErr w:type="spellEnd"/>
-      <w:r>
-        <w:rPr>
-          <w:rFonts w:eastAsiaTheme="minorEastAsia"/>
-        </w:rPr>
-        <w:t xml:space="preserve"> </w:t>
-      </w:r>
-      <w:proofErr w:type="spellStart"/>
-      <w:r>
-        <w:rPr>
-          <w:rFonts w:eastAsiaTheme="minorEastAsia"/>
-        </w:rPr>
-        <w:t>tersebut</w:t>
-      </w:r>
-      <w:proofErr w:type="spellEnd"/>
-      <w:r>
-        <w:rPr>
-          <w:rFonts w:eastAsiaTheme="minorEastAsia"/>
-        </w:rPr>
-        <w:t xml:space="preserve"> di </w:t>
-      </w:r>
-      <w:proofErr w:type="spellStart"/>
-      <w:r>
-        <w:rPr>
-          <w:rFonts w:eastAsiaTheme="minorEastAsia"/>
-        </w:rPr>
-        <w:t>translasikan</w:t>
-      </w:r>
-      <w:proofErr w:type="spellEnd"/>
-      <w:r>
-        <w:rPr>
-          <w:rFonts w:eastAsiaTheme="minorEastAsia"/>
-        </w:rPr>
-        <w:t xml:space="preserve"> oleh </w:t>
+          <w:lang w:val="sv-SE"/>
+        </w:rPr>
+        <w:t xml:space="preserve">Sebuah segitiga ABC memiliki koordinat A(1,2),B(3,2) dan C(2,4). Segitiga tersebut di translasikan oleh </w:t>
       </w:r>
       <m:oMath>
         <m:sSub>
@@ -1016,6 +312,7 @@
             <m:r>
               <w:rPr>
                 <w:rFonts w:ascii="Cambria Math" w:eastAsiaTheme="minorEastAsia" w:hAnsi="Cambria Math"/>
+                <w:lang w:val="sv-SE"/>
               </w:rPr>
               <m:t>1</m:t>
             </m:r>
@@ -1045,6 +342,7 @@
                 <m:r>
                   <w:rPr>
                     <w:rFonts w:ascii="Cambria Math" w:eastAsiaTheme="minorEastAsia" w:hAnsi="Cambria Math"/>
+                    <w:lang w:val="sv-SE"/>
                   </w:rPr>
                   <m:t>4</m:t>
                 </m:r>
@@ -1053,6 +351,7 @@
                 <m:r>
                   <w:rPr>
                     <w:rFonts w:ascii="Cambria Math" w:eastAsiaTheme="minorEastAsia" w:hAnsi="Cambria Math"/>
+                    <w:lang w:val="sv-SE"/>
                   </w:rPr>
                   <m:t>-1</m:t>
                 </m:r>
@@ -1064,50 +363,9 @@
       <w:r>
         <w:rPr>
           <w:rFonts w:eastAsiaTheme="minorEastAsia"/>
-        </w:rPr>
-        <w:t xml:space="preserve">, </w:t>
-      </w:r>
-      <w:proofErr w:type="spellStart"/>
-      <w:r>
-        <w:rPr>
-          <w:rFonts w:eastAsiaTheme="minorEastAsia"/>
-        </w:rPr>
-        <w:t>lalu</w:t>
-      </w:r>
-      <w:proofErr w:type="spellEnd"/>
-      <w:r>
-        <w:rPr>
-          <w:rFonts w:eastAsiaTheme="minorEastAsia"/>
-        </w:rPr>
-        <w:t xml:space="preserve"> </w:t>
-      </w:r>
-      <w:proofErr w:type="spellStart"/>
-      <w:r>
-        <w:rPr>
-          <w:rFonts w:eastAsiaTheme="minorEastAsia"/>
-        </w:rPr>
-        <w:t>hasilnya</w:t>
-      </w:r>
-      <w:proofErr w:type="spellEnd"/>
-      <w:r>
-        <w:rPr>
-          <w:rFonts w:eastAsiaTheme="minorEastAsia"/>
-        </w:rPr>
-        <w:t xml:space="preserve"> di </w:t>
-      </w:r>
-      <w:proofErr w:type="spellStart"/>
-      <w:r>
-        <w:rPr>
-          <w:rFonts w:eastAsiaTheme="minorEastAsia"/>
-        </w:rPr>
-        <w:t>translasikan</w:t>
-      </w:r>
-      <w:proofErr w:type="spellEnd"/>
-      <w:r>
-        <w:rPr>
-          <w:rFonts w:eastAsiaTheme="minorEastAsia"/>
-        </w:rPr>
-        <w:t xml:space="preserve"> Kembali oleh </w:t>
+          <w:lang w:val="sv-SE"/>
+        </w:rPr>
+        <w:t xml:space="preserve">, lalu hasilnya di translasikan Kembali oleh </w:t>
       </w:r>
       <m:oMath>
         <m:sSub>
@@ -1131,6 +389,7 @@
             <m:r>
               <w:rPr>
                 <w:rFonts w:ascii="Cambria Math" w:eastAsiaTheme="minorEastAsia" w:hAnsi="Cambria Math"/>
+                <w:lang w:val="sv-SE"/>
               </w:rPr>
               <m:t>2</m:t>
             </m:r>
@@ -1160,6 +419,7 @@
                 <m:r>
                   <w:rPr>
                     <w:rFonts w:ascii="Cambria Math" w:eastAsiaTheme="minorEastAsia" w:hAnsi="Cambria Math"/>
+                    <w:lang w:val="sv-SE"/>
                   </w:rPr>
                   <m:t>-2</m:t>
                 </m:r>
@@ -1168,6 +428,7 @@
                 <m:r>
                   <w:rPr>
                     <w:rFonts w:ascii="Cambria Math" w:eastAsiaTheme="minorEastAsia" w:hAnsi="Cambria Math"/>
+                    <w:lang w:val="sv-SE"/>
                   </w:rPr>
                   <m:t>3</m:t>
                 </m:r>
@@ -1179,6 +440,7 @@
       <w:r>
         <w:rPr>
           <w:rFonts w:eastAsiaTheme="minorEastAsia"/>
+          <w:lang w:val="sv-SE"/>
         </w:rPr>
         <w:t xml:space="preserve">. </w:t>
       </w:r>
@@ -1260,68 +522,16 @@
           <w:ilvl w:val="0"/>
           <w:numId w:val="1"/>
         </w:numPr>
+        <w:rPr>
+          <w:lang w:val="sv-SE"/>
+        </w:rPr>
       </w:pPr>
       <w:r>
         <w:rPr>
           <w:rFonts w:eastAsiaTheme="minorEastAsia"/>
-        </w:rPr>
-        <w:t xml:space="preserve">Jika g(x) </w:t>
-      </w:r>
-      <w:proofErr w:type="spellStart"/>
-      <w:r>
-        <w:rPr>
-          <w:rFonts w:eastAsiaTheme="minorEastAsia"/>
-        </w:rPr>
-        <w:t>adalah</w:t>
-      </w:r>
-      <w:proofErr w:type="spellEnd"/>
-      <w:r>
-        <w:rPr>
-          <w:rFonts w:eastAsiaTheme="minorEastAsia"/>
-        </w:rPr>
-        <w:t xml:space="preserve"> </w:t>
-      </w:r>
-      <w:proofErr w:type="spellStart"/>
-      <w:r>
-        <w:rPr>
-          <w:rFonts w:eastAsiaTheme="minorEastAsia"/>
-        </w:rPr>
-        <w:t>bayangan</w:t>
-      </w:r>
-      <w:proofErr w:type="spellEnd"/>
-      <w:r>
-        <w:rPr>
-          <w:rFonts w:eastAsiaTheme="minorEastAsia"/>
-        </w:rPr>
-        <w:t xml:space="preserve"> </w:t>
-      </w:r>
-      <w:proofErr w:type="spellStart"/>
-      <w:r>
-        <w:rPr>
-          <w:rFonts w:eastAsiaTheme="minorEastAsia"/>
-        </w:rPr>
-        <w:t>dari</w:t>
-      </w:r>
-      <w:proofErr w:type="spellEnd"/>
-      <w:r>
-        <w:rPr>
-          <w:rFonts w:eastAsiaTheme="minorEastAsia"/>
-        </w:rPr>
-        <w:t xml:space="preserve"> </w:t>
-      </w:r>
-      <w:proofErr w:type="spellStart"/>
-      <w:r>
-        <w:rPr>
-          <w:rFonts w:eastAsiaTheme="minorEastAsia"/>
-        </w:rPr>
-        <w:t>fungsi</w:t>
-      </w:r>
-      <w:proofErr w:type="spellEnd"/>
-      <w:r>
-        <w:rPr>
-          <w:rFonts w:eastAsiaTheme="minorEastAsia"/>
-        </w:rPr>
-        <w:t xml:space="preserve"> parabola </w:t>
+          <w:lang w:val="sv-SE"/>
+        </w:rPr>
+        <w:t xml:space="preserve">Jika g(x) adalah bayangan dari fungsi parabola </w:t>
       </w:r>
       <m:oMath>
         <m:r>
@@ -1351,6 +561,7 @@
         <m:r>
           <w:rPr>
             <w:rFonts w:ascii="Cambria Math" w:eastAsiaTheme="minorEastAsia" w:hAnsi="Cambria Math"/>
+            <w:lang w:val="sv-SE"/>
           </w:rPr>
           <m:t>=</m:t>
         </m:r>
@@ -1375,6 +586,7 @@
             <m:r>
               <w:rPr>
                 <w:rFonts w:ascii="Cambria Math" w:eastAsiaTheme="minorEastAsia" w:hAnsi="Cambria Math"/>
+                <w:lang w:val="sv-SE"/>
               </w:rPr>
               <m:t>2</m:t>
             </m:r>
@@ -1383,13 +595,28 @@
         <m:r>
           <w:rPr>
             <w:rFonts w:ascii="Cambria Math" w:eastAsiaTheme="minorEastAsia" w:hAnsi="Cambria Math"/>
+            <w:lang w:val="sv-SE"/>
           </w:rPr>
-          <m:t>-3x-21</m:t>
+          <m:t>-3</m:t>
+        </m:r>
+        <m:r>
+          <w:rPr>
+            <w:rFonts w:ascii="Cambria Math" w:eastAsiaTheme="minorEastAsia" w:hAnsi="Cambria Math"/>
+          </w:rPr>
+          <m:t>x</m:t>
+        </m:r>
+        <m:r>
+          <w:rPr>
+            <w:rFonts w:ascii="Cambria Math" w:eastAsiaTheme="minorEastAsia" w:hAnsi="Cambria Math"/>
+            <w:lang w:val="sv-SE"/>
+          </w:rPr>
+          <m:t>-21</m:t>
         </m:r>
       </m:oMath>
       <w:r>
         <w:rPr>
           <w:rFonts w:eastAsiaTheme="minorEastAsia"/>
+          <w:lang w:val="sv-SE"/>
         </w:rPr>
         <w:t xml:space="preserve"> yang dirotasi oleh sudut 180</w:t>
       </w:r>
@@ -1397,6 +624,7 @@
         <m:r>
           <w:rPr>
             <w:rFonts w:ascii="Cambria Math" w:eastAsiaTheme="minorEastAsia" w:hAnsi="Cambria Math"/>
+            <w:lang w:val="sv-SE"/>
           </w:rPr>
           <m:t>°</m:t>
         </m:r>
@@ -1404,50 +632,9 @@
       <w:r>
         <w:rPr>
           <w:rFonts w:eastAsiaTheme="minorEastAsia"/>
-        </w:rPr>
-        <w:t xml:space="preserve"> </w:t>
-      </w:r>
-      <w:proofErr w:type="spellStart"/>
-      <w:r>
-        <w:rPr>
-          <w:rFonts w:eastAsiaTheme="minorEastAsia"/>
-        </w:rPr>
-        <w:t>dengan</w:t>
-      </w:r>
-      <w:proofErr w:type="spellEnd"/>
-      <w:r>
-        <w:rPr>
-          <w:rFonts w:eastAsiaTheme="minorEastAsia"/>
-        </w:rPr>
-        <w:t xml:space="preserve"> </w:t>
-      </w:r>
-      <w:proofErr w:type="spellStart"/>
-      <w:r>
-        <w:rPr>
-          <w:rFonts w:eastAsiaTheme="minorEastAsia"/>
-        </w:rPr>
-        <w:t>pusat</w:t>
-      </w:r>
-      <w:proofErr w:type="spellEnd"/>
-      <w:r>
-        <w:rPr>
-          <w:rFonts w:eastAsiaTheme="minorEastAsia"/>
-        </w:rPr>
-        <w:t xml:space="preserve"> (0,0), </w:t>
-      </w:r>
-      <w:proofErr w:type="spellStart"/>
-      <w:r>
-        <w:rPr>
-          <w:rFonts w:eastAsiaTheme="minorEastAsia"/>
-        </w:rPr>
-        <w:t>nilai</w:t>
-      </w:r>
-      <w:proofErr w:type="spellEnd"/>
-      <w:r>
-        <w:rPr>
-          <w:rFonts w:eastAsiaTheme="minorEastAsia"/>
-        </w:rPr>
-        <w:t xml:space="preserve"> g(3) adalah….</w:t>
+          <w:lang w:val="sv-SE"/>
+        </w:rPr>
+        <w:t xml:space="preserve"> dengan pusat (0,0), nilai g(3) adalah….</w:t>
       </w:r>
     </w:p>
     <w:sectPr>
@@ -2160,6 +1347,7 @@
   <w:style w:type="character" w:default="1" w:styleId="DefaultParagraphFont">
     <w:name w:val="Default Paragraph Font"/>
     <w:uiPriority w:val="1"/>
+    <w:semiHidden/>
     <w:unhideWhenUsed/>
   </w:style>
   <w:style w:type="table" w:default="1" w:styleId="TableNormal">
